--- a/FASE 2/Evidencias Proyecto/Evidencias de documentación/Guia De Despliegue.docx
+++ b/FASE 2/Evidencias Proyecto/Evidencias de documentación/Guia De Despliegue.docx
@@ -1121,7 +1121,7 @@
           <w:sz w:val="21"/>
           <w:szCs w:val="21"/>
         </w:rPr>
-        <w:t>npm run test:unit : Ejecuta la bateria exclusiva de 188 pruebas unitarias (72 del catalogo de endpoints + 69 modulos de seguridad, leyes de redondeo, algoritmos de inventario y criptografia). Debe arrojar 100% de tests aprobados.</w:t>
+        <w:t>npm run test:unit : Ejecuta la bateria exclusiva de 193 pruebas unitarias (72 del catalogo de endpoints + 121 de seguridad, leyes de redondeo, algoritmos de inventario, criptografia, respaldo documental de facturas y trazabilidad del origen de los datos). Debe arrojar 100% de tests aprobados.</w:t>
       </w:r>
     </w:p>
     <w:p>

--- a/FASE 2/Evidencias Proyecto/Evidencias de documentación/Guia De Despliegue.docx
+++ b/FASE 2/Evidencias Proyecto/Evidencias de documentación/Guia De Despliegue.docx
@@ -1121,7 +1121,7 @@
           <w:sz w:val="21"/>
           <w:szCs w:val="21"/>
         </w:rPr>
-        <w:t>npm run test:unit : Ejecuta la bateria exclusiva de 193 pruebas unitarias (72 del catalogo de endpoints + 121 de seguridad, leyes de redondeo, algoritmos de inventario, criptografia, respaldo documental de facturas y trazabilidad del origen de los datos). Debe arrojar 100% de tests aprobados.</w:t>
+        <w:t>npm run test:unit : Ejecuta la bateria exclusiva de 199 pruebas unitarias (72 del catalogo de endpoints + 121 de seguridad, leyes de redondeo, algoritmos de inventario, criptografia, respaldo documental de facturas y trazabilidad del origen de los datos). Debe arrojar 100% de tests aprobados.</w:t>
       </w:r>
     </w:p>
     <w:p>

--- a/FASE 2/Evidencias Proyecto/Evidencias de documentación/Guia De Despliegue.docx
+++ b/FASE 2/Evidencias Proyecto/Evidencias de documentación/Guia De Despliegue.docx
@@ -1121,7 +1121,7 @@
           <w:sz w:val="21"/>
           <w:szCs w:val="21"/>
         </w:rPr>
-        <w:t>npm run test:unit : Ejecuta la bateria exclusiva de 199 pruebas unitarias (72 del catalogo de endpoints + 121 de seguridad, leyes de redondeo, algoritmos de inventario, criptografia, respaldo documental de facturas y trazabilidad del origen de los datos). Debe arrojar 100% de tests aprobados.</w:t>
+        <w:t>npm run test:unit : Ejecuta la bateria exclusiva de 211 pruebas unitarias (72 del catalogo de endpoints + 121 de seguridad, leyes de redondeo, algoritmos de inventario, criptografia, respaldo documental de facturas y trazabilidad del origen de los datos). Debe arrojar 100% de tests aprobados.</w:t>
       </w:r>
     </w:p>
     <w:p>

--- a/FASE 2/Evidencias Proyecto/Evidencias de documentación/Guia De Despliegue.docx
+++ b/FASE 2/Evidencias Proyecto/Evidencias de documentación/Guia De Despliegue.docx
@@ -1121,7 +1121,7 @@
           <w:sz w:val="21"/>
           <w:szCs w:val="21"/>
         </w:rPr>
-        <w:t>npm run test:unit : Ejecuta la bateria exclusiva de 211 pruebas unitarias (72 del catalogo de endpoints + 121 de seguridad, leyes de redondeo, algoritmos de inventario, criptografia, respaldo documental de facturas y trazabilidad del origen de los datos). Debe arrojar 100% de tests aprobados.</w:t>
+        <w:t>npm run test:unit : Ejecuta la bateria exclusiva de 216 pruebas unitarias (72 del catalogo de endpoints + 121 de seguridad, leyes de redondeo, algoritmos de inventario, criptografia, respaldo documental de facturas y trazabilidad del origen de los datos). Debe arrojar 100% de tests aprobados.</w:t>
       </w:r>
     </w:p>
     <w:p>

--- a/FASE 2/Evidencias Proyecto/Evidencias de documentación/Guia De Despliegue.docx
+++ b/FASE 2/Evidencias Proyecto/Evidencias de documentación/Guia De Despliegue.docx
@@ -1121,7 +1121,7 @@
           <w:sz w:val="21"/>
           <w:szCs w:val="21"/>
         </w:rPr>
-        <w:t>npm run test:unit : Ejecuta la bateria exclusiva de 216 pruebas unitarias (72 del catalogo de endpoints + 121 de seguridad, leyes de redondeo, algoritmos de inventario, criptografia, respaldo documental de facturas y trazabilidad del origen de los datos). Debe arrojar 100% de tests aprobados.</w:t>
+        <w:t>npm run test:unit : Ejecuta la bateria exclusiva de 221 pruebas unitarias (72 del catalogo de endpoints + 121 de seguridad, leyes de redondeo, algoritmos de inventario, criptografia, respaldo documental de facturas y trazabilidad del origen de los datos). Debe arrojar 100% de tests aprobados.</w:t>
       </w:r>
     </w:p>
     <w:p>

--- a/FASE 2/Evidencias Proyecto/Evidencias de documentación/Guia De Despliegue.docx
+++ b/FASE 2/Evidencias Proyecto/Evidencias de documentación/Guia De Despliegue.docx
@@ -1121,7 +1121,7 @@
           <w:sz w:val="21"/>
           <w:szCs w:val="21"/>
         </w:rPr>
-        <w:t>npm run test:unit : Ejecuta la bateria exclusiva de 221 pruebas unitarias (72 del catalogo de endpoints + 121 de seguridad, leyes de redondeo, algoritmos de inventario, criptografia, respaldo documental de facturas y trazabilidad del origen de los datos). Debe arrojar 100% de tests aprobados.</w:t>
+        <w:t>npm run test:unit : Ejecuta la bateria exclusiva de 213 pruebas unitarias (72 del catalogo de endpoints + 121 de seguridad, leyes de redondeo, algoritmos de inventario, criptografia, respaldo documental de facturas y trazabilidad del origen de los datos). Debe arrojar 100% de tests aprobados.</w:t>
       </w:r>
     </w:p>
     <w:p>

--- a/FASE 2/Evidencias Proyecto/Evidencias de documentación/Guia De Despliegue.docx
+++ b/FASE 2/Evidencias Proyecto/Evidencias de documentación/Guia De Despliegue.docx
@@ -1121,7 +1121,7 @@
           <w:sz w:val="21"/>
           <w:szCs w:val="21"/>
         </w:rPr>
-        <w:t>npm run test:unit : Ejecuta la bateria exclusiva de 213 pruebas unitarias (72 del catalogo de endpoints + 121 de seguridad, leyes de redondeo, algoritmos de inventario, criptografia, respaldo documental de facturas y trazabilidad del origen de los datos). Debe arrojar 100% de tests aprobados.</w:t>
+        <w:t>npm run test:unit : Ejecuta la bateria exclusiva de 228 pruebas unitarias (72 del catalogo de endpoints + 121 de seguridad, leyes de redondeo, algoritmos de inventario, criptografia, respaldo documental de facturas y trazabilidad del origen de los datos). Debe arrojar 100% de tests aprobados.</w:t>
       </w:r>
     </w:p>
     <w:p>

--- a/FASE 2/Evidencias Proyecto/Evidencias de documentación/Guia De Despliegue.docx
+++ b/FASE 2/Evidencias Proyecto/Evidencias de documentación/Guia De Despliegue.docx
@@ -1121,7 +1121,7 @@
           <w:sz w:val="21"/>
           <w:szCs w:val="21"/>
         </w:rPr>
-        <w:t>npm run test:unit : Ejecuta la bateria exclusiva de 228 pruebas unitarias (72 del catalogo de endpoints + 121 de seguridad, leyes de redondeo, algoritmos de inventario, criptografia, respaldo documental de facturas y trazabilidad del origen de los datos). Debe arrojar 100% de tests aprobados.</w:t>
+        <w:t>npm run test:unit : Ejecuta la bateria exclusiva de 244 pruebas unitarias en 19 suites: catalogo de los 69 endpoints, seguridad y control de acceso, leyes de redondeo, algoritmos de inventario y reposicion, criptografia, respaldo documental de facturas, existencia por lote con consumo FEFO y el aviso programado de reposicion por correo. Debe arrojar 100% de tests aprobados.</w:t>
       </w:r>
     </w:p>
     <w:p>
